--- a/zht/docx/57.content.docx
+++ b/zht/docx/57.content.docx
@@ -19,7 +19,7 @@
         <w:rPr>
           <w:lang w:val="zh_TW" w:bidi="zh_TW"/>
         </w:rPr>
-        <w:t>Resource: 研讀筆記 - 書籍簡介 (Tyndale)</w:t>
+        <w:t>Resource: Tyndale Open Study Notes</w:t>
       </w:r>
       <w:r>
         <w:rPr>
@@ -112,7 +112,7 @@
         <w:rPr>
           <w:lang w:val="zh_TW" w:bidi="zh_TW"/>
         </w:rPr>
-        <w:t>研讀筆記 - 書籍簡介 (Tyndale)</w:t>
+        <w:t>Tyndale Open Study Notes</w:t>
       </w:r>
     </w:p>
     <w:p>

--- a/zht/docx/57.content.docx
+++ b/zht/docx/57.content.docx
@@ -19,7 +19,7 @@
         <w:rPr>
           <w:lang w:val="zh_TW" w:bidi="zh_TW"/>
         </w:rPr>
-        <w:t>Resource: Tyndale Open Study Notes</w:t>
+        <w:t>Resource: Aquifer Open Study Notes (Book Intros)</w:t>
       </w:r>
       <w:r>
         <w:rPr>
@@ -112,7 +112,7 @@
         <w:rPr>
           <w:lang w:val="zh_TW" w:bidi="zh_TW"/>
         </w:rPr>
-        <w:t>Tyndale Open Study Notes</w:t>
+        <w:t>Aquifer Open Study Notes (Book Intros)</w:t>
       </w:r>
     </w:p>
     <w:p>

--- a/zht/docx/57.content.docx
+++ b/zht/docx/57.content.docx
@@ -311,36 +311,24 @@
         </w:rPr>
         <w:t>保羅勸勉腓利門，不要只將阿尼西謀視為奴隸，而是將他視為在基督裡真正的弟兄。保羅使用他傳統的開場白來介紹自己（</w:t>
       </w:r>
-      <w:hyperlink r:id="rId13">
-        <w:r>
-          <w:rPr>
-            <w:lang w:val="zh_TW" w:bidi="zh_TW"/>
-          </w:rPr>
-          <w:rPr>
-            <w:color w:val="0000EE"/>
-            <w:u w:val="single"/>
-          </w:rPr>
-          <w:t>1:1–3</w:t>
-        </w:r>
-      </w:hyperlink>
+      <w:r>
+        <w:rPr>
+          <w:lang w:val="zh_TW" w:bidi="zh_TW"/>
+        </w:rPr>
+        <w:t>1:1–3</w:t>
+      </w:r>
       <w:r>
         <w:rPr>
           <w:lang w:val="zh_TW" w:bidi="zh_TW"/>
         </w:rPr>
         <w:t>），問候腓利門、他的家人以及在他們家中聚會的教會，並祈求恩惠和平安歸與他們。保羅隨後因著腓利門感謝神，特別是因著他對主耶穌的信心，以及他對神的子民所表現的愛（</w:t>
       </w:r>
-      <w:hyperlink r:id="rId14">
-        <w:r>
-          <w:rPr>
-            <w:lang w:val="zh_TW" w:bidi="zh_TW"/>
-          </w:rPr>
-          <w:rPr>
-            <w:color w:val="0000EE"/>
-            <w:u w:val="single"/>
-          </w:rPr>
-          <w:t>1:4–7</w:t>
-        </w:r>
-      </w:hyperlink>
+      <w:r>
+        <w:rPr>
+          <w:lang w:val="zh_TW" w:bidi="zh_TW"/>
+        </w:rPr>
+        <w:t>1:4–7</w:t>
+      </w:r>
       <w:r>
         <w:rPr>
           <w:lang w:val="zh_TW" w:bidi="zh_TW"/>
@@ -361,18 +349,12 @@
         </w:rPr>
         <w:t>保羅接著為阿尼西謀提出請求（</w:t>
       </w:r>
-      <w:hyperlink r:id="rId15">
-        <w:r>
-          <w:rPr>
-            <w:lang w:val="zh_TW" w:bidi="zh_TW"/>
-          </w:rPr>
-          <w:rPr>
-            <w:color w:val="0000EE"/>
-            <w:u w:val="single"/>
-          </w:rPr>
-          <w:t>1:8–22</w:t>
-        </w:r>
-      </w:hyperlink>
+      <w:r>
+        <w:rPr>
+          <w:lang w:val="zh_TW" w:bidi="zh_TW"/>
+        </w:rPr>
+        <w:t>1:8–22</w:t>
+      </w:r>
       <w:r>
         <w:rPr>
           <w:lang w:val="zh_TW" w:bidi="zh_TW"/>
@@ -393,18 +375,12 @@
         </w:rPr>
         <w:t>這封書信以慣常的方式結束（</w:t>
       </w:r>
-      <w:hyperlink r:id="rId16">
-        <w:r>
-          <w:rPr>
-            <w:lang w:val="zh_TW" w:bidi="zh_TW"/>
-          </w:rPr>
-          <w:rPr>
-            <w:color w:val="0000EE"/>
-            <w:u w:val="single"/>
-          </w:rPr>
-          <w:t>1:23–25</w:t>
-        </w:r>
-      </w:hyperlink>
+      <w:r>
+        <w:rPr>
+          <w:lang w:val="zh_TW" w:bidi="zh_TW"/>
+        </w:rPr>
+        <w:t>1:23–25</w:t>
+      </w:r>
       <w:r>
         <w:rPr>
           <w:lang w:val="zh_TW" w:bidi="zh_TW"/>
@@ -526,36 +502,24 @@
         </w:rPr>
         <w:t>在基督的教會中，必須超越傳統的社會區分，比如奴隸與主人的關係。我們必須對所有基督徒表現真誠的愛，不論他們的經濟或文化地位、教育、種族或性別（見</w:t>
       </w:r>
-      <w:hyperlink r:id="rId17">
-        <w:r>
-          <w:rPr>
-            <w:lang w:val="zh_TW" w:bidi="zh_TW"/>
-          </w:rPr>
-          <w:rPr>
-            <w:color w:val="0000EE"/>
-            <w:u w:val="single"/>
-          </w:rPr>
-          <w:t>加3:28</w:t>
-        </w:r>
-      </w:hyperlink>
+      <w:r>
+        <w:rPr>
+          <w:lang w:val="zh_TW" w:bidi="zh_TW"/>
+        </w:rPr>
+        <w:t>加3:28</w:t>
+      </w:r>
       <w:r>
         <w:rPr>
           <w:lang w:val="zh_TW" w:bidi="zh_TW"/>
         </w:rPr>
         <w:t>；</w:t>
       </w:r>
-      <w:hyperlink r:id="rId18">
-        <w:r>
-          <w:rPr>
-            <w:lang w:val="zh_TW" w:bidi="zh_TW"/>
-          </w:rPr>
-          <w:rPr>
-            <w:color w:val="0000EE"/>
-            <w:u w:val="single"/>
-          </w:rPr>
-          <w:t>西3:11</w:t>
-        </w:r>
-      </w:hyperlink>
+      <w:r>
+        <w:rPr>
+          <w:lang w:val="zh_TW" w:bidi="zh_TW"/>
+        </w:rPr>
+        <w:t>西3:11</w:t>
+      </w:r>
       <w:r>
         <w:rPr>
           <w:lang w:val="zh_TW" w:bidi="zh_TW"/>
